--- a/Draft 1/safety instructions_01.docx
+++ b/Draft 1/safety instructions_01.docx
@@ -18,13 +18,13 @@
         <w:rPr>
           <w:lang w:val="en-US"/>
         </w:rPr>
-        <w:t>pen</w:t>
+        <w:t>pe</w:t>
       </w:r>
       <w:r>
         <w:rPr>
           <w:lang w:val="en-US"/>
         </w:rPr>
-        <w:t xml:space="preserve"> jjhhjljlklhjbffgkuhkfjfyjgkugku</w:t>
+        <w:t>n</w:t>
       </w:r>
     </w:p>
     <w:sectPr>

--- a/Draft 1/safety instructions_01.docx
+++ b/Draft 1/safety instructions_01.docx
@@ -8,6 +8,7 @@
           <w:lang w:val="en-US"/>
         </w:rPr>
       </w:pPr>
+      <w:proofErr w:type="spellStart"/>
       <w:r>
         <w:rPr>
           <w:lang w:val="en-US"/>
@@ -26,6 +27,40 @@
         </w:rPr>
         <w:t>n</w:t>
       </w:r>
+      <w:r>
+        <w:rPr>
+          <w:lang w:val="en-US"/>
+        </w:rPr>
+        <w:t>ksndkfnsdfknsdkfnsdkfn</w:t>
+      </w:r>
+      <w:r>
+        <w:rPr>
+          <w:lang w:val="en-US"/>
+        </w:rPr>
+        <w:t>n</w:t>
+      </w:r>
+      <w:proofErr w:type="spellEnd"/>
+      <w:r>
+        <w:rPr>
+          <w:lang w:val="en-US"/>
+        </w:rPr>
+        <w:t xml:space="preserve">    </w:t>
+      </w:r>
+      <w:proofErr w:type="spellStart"/>
+      <w:r>
+        <w:rPr>
+          <w:lang w:val="en-US"/>
+        </w:rPr>
+        <w:t>vivek</w:t>
+      </w:r>
+      <w:proofErr w:type="spellEnd"/>
+    </w:p>
+    <w:p>
+      <w:pPr>
+        <w:rPr>
+          <w:lang w:val="en-US"/>
+        </w:rPr>
+      </w:pPr>
     </w:p>
     <w:sectPr>
       <w:pgSz w:w="12240" w:h="15840"/>
